--- a/Implementation/New2 ( with charging staton )/Updated Road Network/MOD25 - CS Recommendation/Backup/Paper Work/Refs.docx
+++ b/Implementation/New2 ( with charging staton )/Updated Road Network/MOD25 - CS Recommendation/Backup/Paper Work/Refs.docx
@@ -29,20 +29,36 @@
         <w:rPr>
           <w:lang w:val="en"/>
         </w:rPr>
-        <w:t>30 Sept 2022 .</w:t>
-      </w:r>
-    </w:p>
-    <w:p>
-      <w:pPr>
-        <w:rPr>
-          <w:lang w:val="en"/>
-        </w:rPr>
-      </w:pPr>
-      <w:r>
-        <w:rPr>
-          <w:lang w:val="en"/>
-        </w:rPr>
-        <w:t xml:space="preserve">Src : </w:t>
+        <w:t xml:space="preserve">30 Sept </w:t>
+      </w:r>
+      <w:proofErr w:type="gramStart"/>
+      <w:r>
+        <w:rPr>
+          <w:lang w:val="en"/>
+        </w:rPr>
+        <w:t>2022 .</w:t>
+      </w:r>
+      <w:proofErr w:type="gramEnd"/>
+    </w:p>
+    <w:p>
+      <w:pPr>
+        <w:rPr>
+          <w:lang w:val="en"/>
+        </w:rPr>
+      </w:pPr>
+      <w:proofErr w:type="spellStart"/>
+      <w:r>
+        <w:rPr>
+          <w:lang w:val="en"/>
+        </w:rPr>
+        <w:t>Src</w:t>
+      </w:r>
+      <w:proofErr w:type="spellEnd"/>
+      <w:r>
+        <w:rPr>
+          <w:lang w:val="en"/>
+        </w:rPr>
+        <w:t xml:space="preserve"> : </w:t>
       </w:r>
       <w:hyperlink r:id="rId4" w:anchor=":~:text=Mohammad%20Rafiqul%20Islam%2C%20professor%20of,the%20power%20shortage%20will%20reduce.%22" w:history="1">
         <w:r>
@@ -94,13 +110,23 @@
         </w:rPr>
         <w:t xml:space="preserve"># According to Khulna's traffic department, there are </w:t>
       </w:r>
-      <w:r>
-        <w:rPr>
-          <w:b/>
-          <w:bCs/>
-          <w:lang w:val="en"/>
-        </w:rPr>
-        <w:t>over  30,000 battery driven  easy bikes</w:t>
+      <w:proofErr w:type="gramStart"/>
+      <w:r>
+        <w:rPr>
+          <w:b/>
+          <w:bCs/>
+          <w:lang w:val="en"/>
+        </w:rPr>
+        <w:t>over  30,000</w:t>
+      </w:r>
+      <w:proofErr w:type="gramEnd"/>
+      <w:r>
+        <w:rPr>
+          <w:b/>
+          <w:bCs/>
+          <w:lang w:val="en"/>
+        </w:rPr>
+        <w:t xml:space="preserve"> battery driven  easy bikes</w:t>
       </w:r>
       <w:r>
         <w:rPr>
@@ -139,40 +165,76 @@
         <w:rPr>
           <w:lang w:val="en"/>
         </w:rPr>
-        <w:t># 1 kilowatt of electricity is required to charge a 1,000 ampere battery for one hour.</w:t>
-      </w:r>
-    </w:p>
-    <w:p>
-      <w:pPr>
-        <w:rPr>
-          <w:lang w:val="en"/>
-        </w:rPr>
-      </w:pPr>
-      <w:r>
-        <w:rPr>
-          <w:lang w:val="en"/>
-        </w:rPr>
-        <w:t># So, 10 kilowatts of electricity is needed to charge an easy bike for 10 hours .</w:t>
-      </w:r>
-    </w:p>
-    <w:p>
-      <w:pPr>
-        <w:rPr>
-          <w:lang w:val="en"/>
-        </w:rPr>
-      </w:pPr>
-    </w:p>
-    <w:p>
-      <w:pPr>
-        <w:rPr>
-          <w:lang w:val="en"/>
-        </w:rPr>
-      </w:pPr>
-      <w:r>
-        <w:rPr>
-          <w:lang w:val="en"/>
-        </w:rPr>
-        <w:t xml:space="preserve"># Rabiul Alam, license officer of Khulna City Corporation (KCC), said KCC issued license for </w:t>
+        <w:t xml:space="preserve"># 1 kilowatt of electricity is required to charge a </w:t>
+      </w:r>
+      <w:proofErr w:type="gramStart"/>
+      <w:r>
+        <w:rPr>
+          <w:lang w:val="en"/>
+        </w:rPr>
+        <w:t>1,000 ampere</w:t>
+      </w:r>
+      <w:proofErr w:type="gramEnd"/>
+      <w:r>
+        <w:rPr>
+          <w:lang w:val="en"/>
+        </w:rPr>
+        <w:t xml:space="preserve"> battery for one hour.</w:t>
+      </w:r>
+    </w:p>
+    <w:p>
+      <w:pPr>
+        <w:rPr>
+          <w:lang w:val="en"/>
+        </w:rPr>
+      </w:pPr>
+      <w:r>
+        <w:rPr>
+          <w:lang w:val="en"/>
+        </w:rPr>
+        <w:t xml:space="preserve"># So, 10 kilowatts of electricity is needed to charge an easy bike for 10 </w:t>
+      </w:r>
+      <w:proofErr w:type="gramStart"/>
+      <w:r>
+        <w:rPr>
+          <w:lang w:val="en"/>
+        </w:rPr>
+        <w:t>hours .</w:t>
+      </w:r>
+      <w:proofErr w:type="gramEnd"/>
+    </w:p>
+    <w:p>
+      <w:pPr>
+        <w:rPr>
+          <w:lang w:val="en"/>
+        </w:rPr>
+      </w:pPr>
+    </w:p>
+    <w:p>
+      <w:pPr>
+        <w:rPr>
+          <w:lang w:val="en"/>
+        </w:rPr>
+      </w:pPr>
+      <w:r>
+        <w:rPr>
+          <w:lang w:val="en"/>
+        </w:rPr>
+        <w:t xml:space="preserve"># </w:t>
+      </w:r>
+      <w:proofErr w:type="spellStart"/>
+      <w:r>
+        <w:rPr>
+          <w:lang w:val="en"/>
+        </w:rPr>
+        <w:t>Rabiul</w:t>
+      </w:r>
+      <w:proofErr w:type="spellEnd"/>
+      <w:r>
+        <w:rPr>
+          <w:lang w:val="en"/>
+        </w:rPr>
+        <w:t xml:space="preserve"> Alam, license officer of Khulna City Corporation (KCC), said KCC issued license for </w:t>
       </w:r>
       <w:r>
         <w:rPr>
@@ -213,7 +275,35 @@
         <w:rPr>
           <w:lang w:val="en"/>
         </w:rPr>
-        <w:t># Azharul Islam, managing director of WZPDC, said  they conduct drives against those who are doing commercial business with the permission of residential connection to charge battery-run vehicles.</w:t>
+        <w:t xml:space="preserve"># </w:t>
+      </w:r>
+      <w:proofErr w:type="spellStart"/>
+      <w:r>
+        <w:rPr>
+          <w:lang w:val="en"/>
+        </w:rPr>
+        <w:t>Azharul</w:t>
+      </w:r>
+      <w:proofErr w:type="spellEnd"/>
+      <w:r>
+        <w:rPr>
+          <w:lang w:val="en"/>
+        </w:rPr>
+        <w:t xml:space="preserve"> Islam, managing director of WZPDC, </w:t>
+      </w:r>
+      <w:proofErr w:type="gramStart"/>
+      <w:r>
+        <w:rPr>
+          <w:lang w:val="en"/>
+        </w:rPr>
+        <w:t>said  they</w:t>
+      </w:r>
+      <w:proofErr w:type="gramEnd"/>
+      <w:r>
+        <w:rPr>
+          <w:lang w:val="en"/>
+        </w:rPr>
+        <w:t xml:space="preserve"> conduct drives against those who are doing commercial business with the permission of residential connection to charge battery-run vehicles.</w:t>
       </w:r>
     </w:p>
     <w:p>
@@ -531,11 +621,19 @@
           <w:lang w:val="en"/>
         </w:rPr>
       </w:pPr>
-      <w:r>
-        <w:rPr>
-          <w:lang w:val="en"/>
-        </w:rPr>
-        <w:t>Src:</w:t>
+      <w:proofErr w:type="spellStart"/>
+      <w:r>
+        <w:rPr>
+          <w:lang w:val="en"/>
+        </w:rPr>
+        <w:t>Src</w:t>
+      </w:r>
+      <w:proofErr w:type="spellEnd"/>
+      <w:r>
+        <w:rPr>
+          <w:lang w:val="en"/>
+        </w:rPr>
+        <w:t>:</w:t>
       </w:r>
     </w:p>
     <w:p>
@@ -629,6 +727,7 @@
           <w:lang w:val="en"/>
         </w:rPr>
       </w:pPr>
+      <w:proofErr w:type="gramStart"/>
       <w:r>
         <w:rPr>
           <w:b/>
@@ -636,7 +735,16 @@
           <w:lang w:val="en"/>
         </w:rPr>
         <w:lastRenderedPageBreak/>
-        <w:t xml:space="preserve">Elsevier : </w:t>
+        <w:t>Elsevier :</w:t>
+      </w:r>
+      <w:proofErr w:type="gramEnd"/>
+      <w:r>
+        <w:rPr>
+          <w:b/>
+          <w:bCs/>
+          <w:lang w:val="en"/>
+        </w:rPr>
+        <w:t xml:space="preserve"> </w:t>
       </w:r>
     </w:p>
     <w:p>
@@ -662,11 +770,27 @@
           <w:lang w:val="en"/>
         </w:rPr>
       </w:pPr>
-      <w:r>
-        <w:rPr>
-          <w:lang w:val="en"/>
-        </w:rPr>
-        <w:t xml:space="preserve">Src : </w:t>
+      <w:proofErr w:type="spellStart"/>
+      <w:proofErr w:type="gramStart"/>
+      <w:r>
+        <w:rPr>
+          <w:lang w:val="en"/>
+        </w:rPr>
+        <w:t>Src</w:t>
+      </w:r>
+      <w:proofErr w:type="spellEnd"/>
+      <w:r>
+        <w:rPr>
+          <w:lang w:val="en"/>
+        </w:rPr>
+        <w:t xml:space="preserve"> :</w:t>
+      </w:r>
+      <w:proofErr w:type="gramEnd"/>
+      <w:r>
+        <w:rPr>
+          <w:lang w:val="en"/>
+        </w:rPr>
+        <w:t xml:space="preserve"> </w:t>
       </w:r>
       <w:hyperlink r:id="rId11" w:history="1">
         <w:r>
@@ -695,76 +819,106 @@
         <w:rPr>
           <w:lang w:val="en"/>
         </w:rPr>
-        <w:t># approximately 4660 MWh of electricity is consumed by autorickshaws in Bangladesh per day</w:t>
-      </w:r>
-    </w:p>
-    <w:p>
-      <w:pPr>
-        <w:rPr>
-          <w:lang w:val="en"/>
-        </w:rPr>
-      </w:pPr>
-    </w:p>
-    <w:p>
-      <w:pPr>
-        <w:rPr>
-          <w:lang w:val="en"/>
-        </w:rPr>
-      </w:pPr>
-    </w:p>
-    <w:p>
-      <w:pPr>
-        <w:rPr>
-          <w:lang w:val="en"/>
-        </w:rPr>
-      </w:pPr>
-    </w:p>
-    <w:p>
-      <w:pPr>
-        <w:rPr>
-          <w:lang w:val="en"/>
-        </w:rPr>
-      </w:pPr>
-    </w:p>
-    <w:p>
-      <w:pPr>
-        <w:rPr>
-          <w:lang w:val="en"/>
-        </w:rPr>
-      </w:pPr>
-    </w:p>
-    <w:p>
-      <w:pPr>
-        <w:rPr>
-          <w:lang w:val="en"/>
-        </w:rPr>
-      </w:pPr>
-    </w:p>
-    <w:p>
-      <w:pPr>
-        <w:rPr>
-          <w:lang w:val="en"/>
-        </w:rPr>
-      </w:pPr>
-    </w:p>
-    <w:p>
-      <w:pPr>
-        <w:rPr>
-          <w:lang w:val="en"/>
-        </w:rPr>
-      </w:pPr>
-    </w:p>
-    <w:p>
-      <w:pPr>
-        <w:rPr>
-          <w:lang w:val="en"/>
-        </w:rPr>
-      </w:pPr>
-      <w:r>
-        <w:rPr>
-          <w:lang w:val="en"/>
-        </w:rPr>
-        <w:t xml:space="preserve">Src : </w:t>
+        <w:t xml:space="preserve"># </w:t>
+      </w:r>
+      <w:proofErr w:type="gramStart"/>
+      <w:r>
+        <w:rPr>
+          <w:lang w:val="en"/>
+        </w:rPr>
+        <w:t>approximately</w:t>
+      </w:r>
+      <w:proofErr w:type="gramEnd"/>
+      <w:r>
+        <w:rPr>
+          <w:lang w:val="en"/>
+        </w:rPr>
+        <w:t xml:space="preserve"> 4660 MWh of electricity is consumed by autorickshaws in Bangladesh per day</w:t>
+      </w:r>
+    </w:p>
+    <w:p>
+      <w:pPr>
+        <w:rPr>
+          <w:lang w:val="en"/>
+        </w:rPr>
+      </w:pPr>
+    </w:p>
+    <w:p>
+      <w:pPr>
+        <w:rPr>
+          <w:lang w:val="en"/>
+        </w:rPr>
+      </w:pPr>
+    </w:p>
+    <w:p>
+      <w:pPr>
+        <w:rPr>
+          <w:lang w:val="en"/>
+        </w:rPr>
+      </w:pPr>
+    </w:p>
+    <w:p>
+      <w:pPr>
+        <w:rPr>
+          <w:lang w:val="en"/>
+        </w:rPr>
+      </w:pPr>
+    </w:p>
+    <w:p>
+      <w:pPr>
+        <w:rPr>
+          <w:lang w:val="en"/>
+        </w:rPr>
+      </w:pPr>
+    </w:p>
+    <w:p>
+      <w:pPr>
+        <w:rPr>
+          <w:lang w:val="en"/>
+        </w:rPr>
+      </w:pPr>
+    </w:p>
+    <w:p>
+      <w:pPr>
+        <w:rPr>
+          <w:lang w:val="en"/>
+        </w:rPr>
+      </w:pPr>
+    </w:p>
+    <w:p>
+      <w:pPr>
+        <w:rPr>
+          <w:lang w:val="en"/>
+        </w:rPr>
+      </w:pPr>
+    </w:p>
+    <w:p>
+      <w:pPr>
+        <w:rPr>
+          <w:lang w:val="en"/>
+        </w:rPr>
+      </w:pPr>
+      <w:proofErr w:type="spellStart"/>
+      <w:proofErr w:type="gramStart"/>
+      <w:r>
+        <w:rPr>
+          <w:lang w:val="en"/>
+        </w:rPr>
+        <w:t>Src</w:t>
+      </w:r>
+      <w:proofErr w:type="spellEnd"/>
+      <w:r>
+        <w:rPr>
+          <w:lang w:val="en"/>
+        </w:rPr>
+        <w:t xml:space="preserve"> :</w:t>
+      </w:r>
+      <w:proofErr w:type="gramEnd"/>
+      <w:r>
+        <w:rPr>
+          <w:lang w:val="en"/>
+        </w:rPr>
+        <w:t xml:space="preserve"> </w:t>
       </w:r>
       <w:hyperlink r:id="rId12" w:history="1">
         <w:r>
@@ -786,7 +940,133 @@
         <w:rPr>
           <w:lang w:val="en"/>
         </w:rPr>
-        <w:t>As of Thursday at 1pm, demand across WZPDCL's 21-district service area reached 659 megawatts, but supply fell short at 560 megawatts, resulting in a 99-megawatt deficit. Khulna alone faced a load shedding of 45 megawatts, with other affected districts including Barishal (11 MW), Gopalganj (5 MW), Narail (2 MW), Magura (3 MW), Satkhira (2 MW), Kushtia (6 MW), Chuadanga (5 MW), Faridpur (6 MW), Rajbari (4 MW), Madaripur (4 MW), Shariatpur (2 MW), and Jhalokathi (4 MW). By nightfall, demand rose to approximately 700 megawatts across the 21 districts, with load shedding surpassing 100 megawatts.</w:t>
+        <w:t xml:space="preserve">As of </w:t>
+      </w:r>
+      <w:proofErr w:type="gramStart"/>
+      <w:r>
+        <w:rPr>
+          <w:lang w:val="en"/>
+        </w:rPr>
+        <w:t>Thursday</w:t>
+      </w:r>
+      <w:proofErr w:type="gramEnd"/>
+      <w:r>
+        <w:rPr>
+          <w:lang w:val="en"/>
+        </w:rPr>
+        <w:t xml:space="preserve"> at 1pm, demand across WZPDCL's 21-district service area reached 659 megawatts, but supply fell short at 560 megawatts, resulting in a 99-megawatt deficit. Khulna alone faced a load shedding of 45 megawatts, with other affected districts including </w:t>
+      </w:r>
+      <w:proofErr w:type="spellStart"/>
+      <w:r>
+        <w:rPr>
+          <w:lang w:val="en"/>
+        </w:rPr>
+        <w:t>Barishal</w:t>
+      </w:r>
+      <w:proofErr w:type="spellEnd"/>
+      <w:r>
+        <w:rPr>
+          <w:lang w:val="en"/>
+        </w:rPr>
+        <w:t xml:space="preserve"> (11 MW), Gopalganj (5 MW), </w:t>
+      </w:r>
+      <w:proofErr w:type="spellStart"/>
+      <w:r>
+        <w:rPr>
+          <w:lang w:val="en"/>
+        </w:rPr>
+        <w:t>Narail</w:t>
+      </w:r>
+      <w:proofErr w:type="spellEnd"/>
+      <w:r>
+        <w:rPr>
+          <w:lang w:val="en"/>
+        </w:rPr>
+        <w:t xml:space="preserve"> (2 MW), </w:t>
+      </w:r>
+      <w:proofErr w:type="spellStart"/>
+      <w:r>
+        <w:rPr>
+          <w:lang w:val="en"/>
+        </w:rPr>
+        <w:t>Magura</w:t>
+      </w:r>
+      <w:proofErr w:type="spellEnd"/>
+      <w:r>
+        <w:rPr>
+          <w:lang w:val="en"/>
+        </w:rPr>
+        <w:t xml:space="preserve"> (3 MW), </w:t>
+      </w:r>
+      <w:proofErr w:type="spellStart"/>
+      <w:r>
+        <w:rPr>
+          <w:lang w:val="en"/>
+        </w:rPr>
+        <w:t>Satkhira</w:t>
+      </w:r>
+      <w:proofErr w:type="spellEnd"/>
+      <w:r>
+        <w:rPr>
+          <w:lang w:val="en"/>
+        </w:rPr>
+        <w:t xml:space="preserve"> (2 MW), </w:t>
+      </w:r>
+      <w:proofErr w:type="spellStart"/>
+      <w:r>
+        <w:rPr>
+          <w:lang w:val="en"/>
+        </w:rPr>
+        <w:t>Kushtia</w:t>
+      </w:r>
+      <w:proofErr w:type="spellEnd"/>
+      <w:r>
+        <w:rPr>
+          <w:lang w:val="en"/>
+        </w:rPr>
+        <w:t xml:space="preserve"> (6 MW), </w:t>
+      </w:r>
+      <w:proofErr w:type="spellStart"/>
+      <w:r>
+        <w:rPr>
+          <w:lang w:val="en"/>
+        </w:rPr>
+        <w:t>Chuadanga</w:t>
+      </w:r>
+      <w:proofErr w:type="spellEnd"/>
+      <w:r>
+        <w:rPr>
+          <w:lang w:val="en"/>
+        </w:rPr>
+        <w:t xml:space="preserve"> (5 MW), Faridpur (6 MW), Rajbari (4 MW), Madaripur (4 MW), </w:t>
+      </w:r>
+      <w:proofErr w:type="spellStart"/>
+      <w:r>
+        <w:rPr>
+          <w:lang w:val="en"/>
+        </w:rPr>
+        <w:t>Shariatpur</w:t>
+      </w:r>
+      <w:proofErr w:type="spellEnd"/>
+      <w:r>
+        <w:rPr>
+          <w:lang w:val="en"/>
+        </w:rPr>
+        <w:t xml:space="preserve"> (2 MW), and </w:t>
+      </w:r>
+      <w:proofErr w:type="spellStart"/>
+      <w:r>
+        <w:rPr>
+          <w:lang w:val="en"/>
+        </w:rPr>
+        <w:t>Jhalokathi</w:t>
+      </w:r>
+      <w:proofErr w:type="spellEnd"/>
+      <w:r>
+        <w:rPr>
+          <w:lang w:val="en"/>
+        </w:rPr>
+        <w:t xml:space="preserve"> (4 MW). By nightfall, demand rose to approximately 700 megawatts across the 21 districts, with load shedding surpassing 100 megawatts.</w:t>
       </w:r>
     </w:p>
     <w:p>
@@ -863,164 +1143,844 @@
           <w:lang w:val="en"/>
         </w:rPr>
       </w:pPr>
-      <w:r>
-        <w:rPr>
-          <w:lang w:val="en"/>
-        </w:rPr>
-        <w:t>Update : 14 Sep 2025, 21:28</w:t>
-      </w:r>
-    </w:p>
-    <w:p>
-      <w:pPr>
-        <w:rPr>
-          <w:lang w:val="en"/>
-        </w:rPr>
-      </w:pPr>
-    </w:p>
-    <w:p>
-      <w:pPr>
-        <w:rPr>
-          <w:lang w:val="en"/>
-        </w:rPr>
-      </w:pPr>
-      <w:r>
-        <w:rPr>
-          <w:lang w:val="en"/>
-        </w:rPr>
-        <w:t>Src :</w:t>
+      <w:proofErr w:type="gramStart"/>
+      <w:r>
+        <w:rPr>
+          <w:lang w:val="en"/>
+        </w:rPr>
+        <w:t>Update :</w:t>
+      </w:r>
+      <w:proofErr w:type="gramEnd"/>
+      <w:r>
+        <w:rPr>
+          <w:lang w:val="en"/>
+        </w:rPr>
+        <w:t xml:space="preserve"> 14 Sep 2025, 21:28</w:t>
+      </w:r>
+    </w:p>
+    <w:p>
+      <w:pPr>
+        <w:rPr>
+          <w:lang w:val="en"/>
+        </w:rPr>
+      </w:pPr>
+    </w:p>
+    <w:p>
+      <w:pPr>
+        <w:rPr>
+          <w:lang w:val="en"/>
+        </w:rPr>
+      </w:pPr>
+      <w:proofErr w:type="spellStart"/>
+      <w:proofErr w:type="gramStart"/>
+      <w:r>
+        <w:rPr>
+          <w:lang w:val="en"/>
+        </w:rPr>
+        <w:t>Src</w:t>
+      </w:r>
+      <w:proofErr w:type="spellEnd"/>
+      <w:r>
+        <w:rPr>
+          <w:lang w:val="en"/>
+        </w:rPr>
+        <w:t xml:space="preserve"> :</w:t>
+      </w:r>
+      <w:proofErr w:type="gramEnd"/>
+      <w:r>
+        <w:rPr>
+          <w:lang w:val="en"/>
+        </w:rPr>
+        <w:fldChar w:fldCharType="begin"/>
+      </w:r>
+      <w:r>
+        <w:rPr>
+          <w:lang w:val="en"/>
+        </w:rPr>
+        <w:instrText>HYPERLINK "https://www.bssnews.net/others/311737"</w:instrText>
+      </w:r>
+      <w:r>
+        <w:rPr>
+          <w:lang w:val="en"/>
+        </w:rPr>
+      </w:r>
+      <w:r>
+        <w:rPr>
+          <w:lang w:val="en"/>
+        </w:rPr>
+        <w:fldChar w:fldCharType="separate"/>
+      </w:r>
+      <w:r>
+        <w:rPr>
+          <w:rStyle w:val="Hyperlink"/>
+          <w:lang w:val="en"/>
+        </w:rPr>
+        <w:t>https://www.bssnews.net/others/311737</w:t>
+      </w:r>
+      <w:r>
+        <w:fldChar w:fldCharType="end"/>
+      </w:r>
+    </w:p>
+    <w:p>
+      <w:pPr>
+        <w:rPr>
+          <w:lang w:val="en"/>
+        </w:rPr>
+      </w:pPr>
+    </w:p>
+    <w:p>
+      <w:pPr>
+        <w:rPr>
+          <w:lang w:val="en"/>
+        </w:rPr>
+      </w:pPr>
+      <w:r>
+        <w:rPr>
+          <w:lang w:val="en"/>
+        </w:rPr>
+        <w:t>Khulna City Corporation sources said 10,000 Easy Bikes are licensed to operate in the city. However, over 45,000 unauthorized Easy Bikes are also plying, creating immense congestion and hampering the daily movement of around 3 lakh commuters. These electric vehicles consume 450 megawatts of electricity daily, exerting tremendous pressure on the local power grid.</w:t>
+      </w:r>
+    </w:p>
+    <w:p>
+      <w:pPr>
+        <w:rPr>
+          <w:lang w:val="en"/>
+        </w:rPr>
+      </w:pPr>
+    </w:p>
+    <w:p>
+      <w:pPr>
+        <w:rPr>
+          <w:lang w:val="en"/>
+        </w:rPr>
+      </w:pPr>
+    </w:p>
+    <w:p>
+      <w:pPr>
+        <w:rPr>
+          <w:lang w:val="en"/>
+        </w:rPr>
+      </w:pPr>
+    </w:p>
+    <w:p>
+      <w:pPr>
+        <w:rPr>
+          <w:lang w:val="en"/>
+        </w:rPr>
+      </w:pPr>
+    </w:p>
+    <w:p>
+      <w:pPr>
+        <w:rPr>
+          <w:lang w:val="en"/>
+        </w:rPr>
+      </w:pPr>
+    </w:p>
+    <w:p>
+      <w:pPr>
+        <w:rPr>
+          <w:b/>
+          <w:bCs/>
+          <w:lang w:val="en"/>
+        </w:rPr>
+      </w:pPr>
+      <w:r>
+        <w:rPr>
+          <w:b/>
+          <w:bCs/>
+          <w:lang w:val="en"/>
+        </w:rPr>
+        <w:t xml:space="preserve">EVALUATING THE SOCIO-ECONOMIC AND ENVIRONMENTAL IMPACT OF </w:t>
+      </w:r>
+      <w:proofErr w:type="gramStart"/>
+      <w:r>
+        <w:rPr>
+          <w:b/>
+          <w:bCs/>
+          <w:lang w:val="en"/>
+        </w:rPr>
+        <w:t>BATTERY OPERATED</w:t>
+      </w:r>
+      <w:proofErr w:type="gramEnd"/>
+      <w:r>
+        <w:rPr>
+          <w:b/>
+          <w:bCs/>
+          <w:lang w:val="en"/>
+        </w:rPr>
+        <w:t xml:space="preserve"> AUTO RICKSHAW IN KHULNA CITY</w:t>
+      </w:r>
+    </w:p>
+    <w:p>
+      <w:pPr>
+        <w:rPr>
+          <w:lang w:val="en"/>
+        </w:rPr>
+      </w:pPr>
+      <w:proofErr w:type="spellStart"/>
+      <w:proofErr w:type="gramStart"/>
+      <w:r>
+        <w:rPr>
+          <w:lang w:val="en"/>
+        </w:rPr>
+        <w:t>Src</w:t>
+      </w:r>
+      <w:proofErr w:type="spellEnd"/>
+      <w:r>
+        <w:rPr>
+          <w:lang w:val="en"/>
+        </w:rPr>
+        <w:t xml:space="preserve"> :</w:t>
+      </w:r>
+      <w:proofErr w:type="gramEnd"/>
+      <w:r>
+        <w:rPr>
+          <w:lang w:val="en"/>
+        </w:rPr>
+        <w:fldChar w:fldCharType="begin"/>
+      </w:r>
+      <w:r>
+        <w:rPr>
+          <w:lang w:val="en"/>
+        </w:rPr>
+        <w:instrText>HYPERLINK "https://iccesd.kuet.ac.bd/2018/Papers/r_p4650.pdf"</w:instrText>
+      </w:r>
+      <w:r>
+        <w:rPr>
+          <w:lang w:val="en"/>
+        </w:rPr>
+      </w:r>
+      <w:r>
+        <w:rPr>
+          <w:lang w:val="en"/>
+        </w:rPr>
+        <w:fldChar w:fldCharType="separate"/>
+      </w:r>
+      <w:r>
+        <w:rPr>
+          <w:rStyle w:val="Hyperlink"/>
+          <w:lang w:val="en"/>
+        </w:rPr>
+        <w:t>https://iccesd.kuet.ac.bd/2018/Papers/r_p4650.pdf</w:t>
+      </w:r>
+      <w:r>
+        <w:fldChar w:fldCharType="end"/>
+      </w:r>
+    </w:p>
+    <w:p>
+      <w:pPr>
+        <w:rPr>
+          <w:lang w:val="en"/>
+        </w:rPr>
+      </w:pPr>
+    </w:p>
+    <w:p>
+      <w:pPr>
+        <w:rPr>
+          <w:lang w:val="en"/>
+        </w:rPr>
+      </w:pPr>
+    </w:p>
+    <w:p>
+      <w:pPr>
+        <w:rPr>
+          <w:lang w:val="en"/>
+        </w:rPr>
+      </w:pPr>
+    </w:p>
+    <w:p>
+      <w:pPr>
+        <w:rPr>
+          <w:lang w:val="en"/>
+        </w:rPr>
+      </w:pPr>
+    </w:p>
+    <w:p/>
+    <w:p/>
+    <w:p/>
+    <w:p/>
+    <w:p/>
+    <w:p>
+      <w:pPr>
+        <w:rPr>
+          <w:b/>
+          <w:bCs/>
+        </w:rPr>
+      </w:pPr>
+      <w:r>
+        <w:rPr>
+          <w:b/>
+          <w:bCs/>
+        </w:rPr>
+        <w:lastRenderedPageBreak/>
+        <w:t>Multi-objective Optimization Strategy for Intelligent Charging and Discharging Station of Electric Vehicles in the Distribution Network</w:t>
+      </w:r>
+    </w:p>
+    <w:p>
+      <w:proofErr w:type="spellStart"/>
+      <w:proofErr w:type="gramStart"/>
+      <w:r>
+        <w:t>Src</w:t>
+      </w:r>
+      <w:proofErr w:type="spellEnd"/>
+      <w:r>
+        <w:t xml:space="preserve"> :</w:t>
+      </w:r>
+      <w:proofErr w:type="gramEnd"/>
+      <w:r>
+        <w:t xml:space="preserve"> </w:t>
       </w:r>
       <w:hyperlink r:id="rId13" w:history="1">
         <w:r>
           <w:rPr>
             <w:rStyle w:val="Hyperlink"/>
-            <w:lang w:val="en"/>
           </w:rPr>
-          <w:t>https://www.bssnews.net/others/311737</w:t>
+          <w:t>https://ieeexplore.ieee.org/document/9511077</w:t>
         </w:r>
       </w:hyperlink>
     </w:p>
-    <w:p>
-      <w:pPr>
-        <w:rPr>
-          <w:lang w:val="en"/>
-        </w:rPr>
-      </w:pPr>
-    </w:p>
-    <w:p>
-      <w:pPr>
-        <w:rPr>
-          <w:lang w:val="en"/>
-        </w:rPr>
-      </w:pPr>
-      <w:r>
-        <w:rPr>
-          <w:lang w:val="en"/>
-        </w:rPr>
-        <w:t>Khulna City Corporation sources said 10,000 Easy Bikes are licensed to operate in the city. However, over 45,000 unauthorized Easy Bikes are also plying, creating immense congestion and hampering the daily movement of around 3 lakh commuters. These electric vehicles consume 450 megawatts of electricity daily, exerting tremendous pressure on the local power grid.</w:t>
-      </w:r>
-    </w:p>
-    <w:p>
-      <w:pPr>
-        <w:rPr>
-          <w:lang w:val="en"/>
-        </w:rPr>
-      </w:pPr>
-    </w:p>
-    <w:p>
-      <w:pPr>
-        <w:rPr>
-          <w:lang w:val="en"/>
-        </w:rPr>
-      </w:pPr>
-    </w:p>
-    <w:p>
-      <w:pPr>
-        <w:rPr>
-          <w:lang w:val="en"/>
-        </w:rPr>
-      </w:pPr>
-    </w:p>
-    <w:p>
-      <w:pPr>
-        <w:rPr>
-          <w:lang w:val="en"/>
-        </w:rPr>
-      </w:pPr>
-    </w:p>
-    <w:p>
-      <w:pPr>
-        <w:rPr>
-          <w:lang w:val="en"/>
-        </w:rPr>
-      </w:pPr>
-    </w:p>
-    <w:p>
-      <w:pPr>
-        <w:rPr>
-          <w:b/>
-          <w:bCs/>
-          <w:lang w:val="en"/>
-        </w:rPr>
-      </w:pPr>
-      <w:r>
-        <w:rPr>
-          <w:b/>
-          <w:bCs/>
-          <w:lang w:val="en"/>
-        </w:rPr>
-        <w:t>EVALUATING THE SOCIO-ECONOMIC AND ENVIRONMENTAL IMPACT OF BATTERY OPERATED AUTO RICKSHAW IN KHULNA CITY</w:t>
-      </w:r>
-    </w:p>
-    <w:p>
-      <w:pPr>
-        <w:rPr>
-          <w:lang w:val="en"/>
-        </w:rPr>
-      </w:pPr>
-      <w:r>
-        <w:rPr>
-          <w:lang w:val="en"/>
-        </w:rPr>
-        <w:t>Src :</w:t>
+    <w:p/>
+    <w:p>
+      <w:pPr>
+        <w:rPr>
+          <w:b/>
+          <w:bCs/>
+        </w:rPr>
+      </w:pPr>
+      <w:r>
+        <w:rPr>
+          <w:b/>
+          <w:bCs/>
+        </w:rPr>
+        <w:t>Global EV Outlook 2025</w:t>
+      </w:r>
+    </w:p>
+    <w:p>
+      <w:proofErr w:type="spellStart"/>
+      <w:r>
+        <w:t>Src</w:t>
+      </w:r>
+      <w:proofErr w:type="spellEnd"/>
+      <w:r>
+        <w:t>:</w:t>
+      </w:r>
+      <w:r>
+        <w:t xml:space="preserve"> </w:t>
       </w:r>
       <w:hyperlink r:id="rId14" w:history="1">
         <w:r>
           <w:rPr>
             <w:rStyle w:val="Hyperlink"/>
-            <w:lang w:val="en"/>
           </w:rPr>
-          <w:t>https://iccesd.kuet.ac.bd/2018/Papers/r_p4650.pdf</w:t>
+          <w:t>https://www.iea.org/reports/global-ev-outlook-2025</w:t>
         </w:r>
       </w:hyperlink>
     </w:p>
-    <w:p>
-      <w:pPr>
-        <w:rPr>
-          <w:lang w:val="en"/>
-        </w:rPr>
-      </w:pPr>
-    </w:p>
-    <w:p>
-      <w:pPr>
-        <w:rPr>
-          <w:lang w:val="en"/>
-        </w:rPr>
-      </w:pPr>
-    </w:p>
-    <w:p>
-      <w:pPr>
-        <w:rPr>
-          <w:lang w:val="en"/>
-        </w:rPr>
-      </w:pPr>
-    </w:p>
-    <w:p>
-      <w:pPr>
-        <w:rPr>
-          <w:lang w:val="en"/>
-        </w:rPr>
-      </w:pPr>
-    </w:p>
+    <w:p/>
+    <w:p>
+      <w:pPr>
+        <w:rPr>
+          <w:b/>
+          <w:bCs/>
+        </w:rPr>
+      </w:pPr>
+      <w:r>
+        <w:rPr>
+          <w:b/>
+          <w:bCs/>
+        </w:rPr>
+        <w:t>Adaptive Traffic Signaling Control Using SUMO Simulator</w:t>
+      </w:r>
+    </w:p>
+    <w:p>
+      <w:proofErr w:type="spellStart"/>
+      <w:r>
+        <w:t>Src</w:t>
+      </w:r>
+      <w:proofErr w:type="spellEnd"/>
+      <w:r>
+        <w:t>:</w:t>
+      </w:r>
+      <w:r>
+        <w:t xml:space="preserve"> </w:t>
+      </w:r>
+      <w:hyperlink r:id="rId15" w:history="1">
+        <w:r>
+          <w:rPr>
+            <w:rStyle w:val="Hyperlink"/>
+          </w:rPr>
+          <w:t>https://www.ijisrt.com/assets/upload/files/IJISRT25JAN158.pdf</w:t>
+        </w:r>
+      </w:hyperlink>
+    </w:p>
+    <w:p/>
+    <w:p>
+      <w:pPr>
+        <w:rPr>
+          <w:b/>
+          <w:bCs/>
+        </w:rPr>
+      </w:pPr>
+      <w:r>
+        <w:rPr>
+          <w:b/>
+          <w:bCs/>
+        </w:rPr>
+        <w:t>Dynamic Load Balancing for EV Charging Stations</w:t>
+      </w:r>
+      <w:r>
+        <w:rPr>
+          <w:b/>
+          <w:bCs/>
+        </w:rPr>
+        <w:t xml:space="preserve"> </w:t>
+      </w:r>
+      <w:r>
+        <w:rPr>
+          <w:b/>
+          <w:bCs/>
+        </w:rPr>
+        <w:t>Using Reinforcement Learning and Demand Prediction</w:t>
+      </w:r>
+    </w:p>
+    <w:p>
+      <w:proofErr w:type="spellStart"/>
+      <w:r>
+        <w:t>Src</w:t>
+      </w:r>
+      <w:proofErr w:type="spellEnd"/>
+      <w:r>
+        <w:t>:</w:t>
+      </w:r>
+      <w:r>
+        <w:t xml:space="preserve"> </w:t>
+      </w:r>
+      <w:hyperlink r:id="rId16" w:history="1">
+        <w:r>
+          <w:rPr>
+            <w:rStyle w:val="Hyperlink"/>
+          </w:rPr>
+          <w:t>https://www.researchgate.net/publication/389714334_Dynamic_Load_Balancing_for_EV_Charging_Stations_Using_Reinforcement_Learning_and_Demand_Prediction</w:t>
+        </w:r>
+      </w:hyperlink>
+    </w:p>
+    <w:p/>
+    <w:p>
+      <w:pPr>
+        <w:rPr>
+          <w:b/>
+          <w:bCs/>
+        </w:rPr>
+      </w:pPr>
+      <w:r>
+        <w:rPr>
+          <w:b/>
+          <w:bCs/>
+        </w:rPr>
+        <w:t>A Multicriteria GIS-Based Decision-Making Approach for Locating Electric Vehicle Charging Stations</w:t>
+      </w:r>
+    </w:p>
+    <w:p>
+      <w:proofErr w:type="spellStart"/>
+      <w:r>
+        <w:t>Src</w:t>
+      </w:r>
+      <w:proofErr w:type="spellEnd"/>
+      <w:r>
+        <w:t>:</w:t>
+      </w:r>
+      <w:r>
+        <w:t xml:space="preserve"> </w:t>
+      </w:r>
+      <w:hyperlink r:id="rId17" w:history="1">
+        <w:r>
+          <w:rPr>
+            <w:rStyle w:val="Hyperlink"/>
+          </w:rPr>
+          <w:t>https://www.researchgate.net/publication/362470657_A_Multicriteria_GIS-Based_Decision-Making_Approach_for_Locating_Electric_Vehicle_Charging_Stations</w:t>
+        </w:r>
+      </w:hyperlink>
+    </w:p>
+    <w:p/>
+    <w:p/>
+    <w:p>
+      <w:pPr>
+        <w:rPr>
+          <w:b/>
+          <w:bCs/>
+        </w:rPr>
+      </w:pPr>
+      <w:r>
+        <w:rPr>
+          <w:b/>
+          <w:bCs/>
+        </w:rPr>
+        <w:t>An Artificial Intelligence Framework for Dynamic Selection and Resource Allocation for EVs in Vehicular Networks</w:t>
+      </w:r>
+    </w:p>
+    <w:p>
+      <w:proofErr w:type="spellStart"/>
+      <w:r>
+        <w:t>Src</w:t>
+      </w:r>
+      <w:proofErr w:type="spellEnd"/>
+      <w:r>
+        <w:t>:</w:t>
+      </w:r>
+    </w:p>
+    <w:p>
+      <w:r>
+        <w:rPr>
+          <w:b/>
+          <w:bCs/>
+        </w:rPr>
+        <w:t>Published in: </w:t>
+      </w:r>
+      <w:hyperlink r:id="rId18" w:history="1">
+        <w:r>
+          <w:rPr>
+            <w:rStyle w:val="Hyperlink"/>
+          </w:rPr>
+          <w:t>NOMS 2024-2024 IEEE Network Operations and Management Symposium</w:t>
+        </w:r>
+      </w:hyperlink>
+    </w:p>
+    <w:p>
+      <w:r>
+        <w:rPr>
+          <w:b/>
+          <w:bCs/>
+        </w:rPr>
+        <w:t>Date of Conference: </w:t>
+      </w:r>
+      <w:r>
+        <w:t>06-10 May 2024</w:t>
+      </w:r>
+    </w:p>
+    <w:p>
+      <w:r>
+        <w:rPr>
+          <w:b/>
+          <w:bCs/>
+        </w:rPr>
+        <w:t>Date Added to IEEE </w:t>
+      </w:r>
+      <w:r>
+        <w:rPr>
+          <w:b/>
+          <w:bCs/>
+          <w:i/>
+          <w:iCs/>
+        </w:rPr>
+        <w:t>Xplore</w:t>
+      </w:r>
+      <w:r>
+        <w:rPr>
+          <w:b/>
+          <w:bCs/>
+        </w:rPr>
+        <w:t>: </w:t>
+      </w:r>
+      <w:r>
+        <w:t>02 July 2024</w:t>
+      </w:r>
+    </w:p>
+    <w:p>
+      <w:r>
+        <w:rPr>
+          <w:b/>
+          <w:bCs/>
+        </w:rPr>
+        <w:t>ISBN Information:</w:t>
+      </w:r>
+    </w:p>
+    <w:p>
+      <w:pPr>
+        <w:rPr>
+          <w:b/>
+          <w:bCs/>
+        </w:rPr>
+      </w:pPr>
+      <w:r>
+        <w:rPr>
+          <w:b/>
+          <w:bCs/>
+        </w:rPr>
+        <w:lastRenderedPageBreak/>
+        <w:t>ISSN Information:</w:t>
+      </w:r>
+    </w:p>
+    <w:p>
+      <w:r>
+        <w:rPr>
+          <w:b/>
+          <w:bCs/>
+        </w:rPr>
+        <w:t>DOI: </w:t>
+      </w:r>
+      <w:hyperlink r:id="rId19" w:tgtFrame="_blank" w:history="1">
+        <w:r>
+          <w:rPr>
+            <w:rStyle w:val="Hyperlink"/>
+          </w:rPr>
+          <w:t>10.1109/NOMS59830.2024.10574932</w:t>
+        </w:r>
+      </w:hyperlink>
+    </w:p>
+    <w:p>
+      <w:r>
+        <w:rPr>
+          <w:b/>
+          <w:bCs/>
+        </w:rPr>
+        <w:t>Publisher: </w:t>
+      </w:r>
+      <w:r>
+        <w:t>IEEE</w:t>
+      </w:r>
+    </w:p>
+    <w:p>
+      <w:r>
+        <w:rPr>
+          <w:b/>
+          <w:bCs/>
+        </w:rPr>
+        <w:t>Conference Location: </w:t>
+      </w:r>
+      <w:r>
+        <w:t>Seoul, Korea, Republic of</w:t>
+      </w:r>
+    </w:p>
+    <w:p/>
+    <w:p/>
+    <w:p>
+      <w:pPr>
+        <w:rPr>
+          <w:b/>
+          <w:bCs/>
+        </w:rPr>
+      </w:pPr>
+      <w:r>
+        <w:rPr>
+          <w:b/>
+          <w:bCs/>
+        </w:rPr>
+        <w:t xml:space="preserve">Electric Vehicle charging station load forecasting with an integrated </w:t>
+      </w:r>
+      <w:proofErr w:type="spellStart"/>
+      <w:r>
+        <w:rPr>
+          <w:b/>
+          <w:bCs/>
+        </w:rPr>
+        <w:t>DeepBoost</w:t>
+      </w:r>
+      <w:proofErr w:type="spellEnd"/>
+      <w:r>
+        <w:rPr>
+          <w:b/>
+          <w:bCs/>
+        </w:rPr>
+        <w:t xml:space="preserve"> approach</w:t>
+      </w:r>
+    </w:p>
+    <w:p>
+      <w:proofErr w:type="spellStart"/>
+      <w:r>
+        <w:t>Src</w:t>
+      </w:r>
+      <w:proofErr w:type="spellEnd"/>
+      <w:r>
+        <w:t>:</w:t>
+      </w:r>
+      <w:r>
+        <w:t xml:space="preserve"> </w:t>
+      </w:r>
+      <w:hyperlink r:id="rId20" w:history="1">
+        <w:r>
+          <w:rPr>
+            <w:rStyle w:val="Hyperlink"/>
+          </w:rPr>
+          <w:t>https://www.sciencedirect.com/science/article/pii/S1110016824016673</w:t>
+        </w:r>
+      </w:hyperlink>
+    </w:p>
+    <w:p>
+      <w:hyperlink r:id="rId21" w:tgtFrame="_blank" w:tooltip="Persistent link using digital object identifier" w:history="1">
+        <w:r>
+          <w:rPr>
+            <w:rStyle w:val="Hyperlink"/>
+          </w:rPr>
+          <w:t>https://doi.org/10.1016/j.aej.2024.12.069</w:t>
+        </w:r>
+      </w:hyperlink>
+      <w:hyperlink r:id="rId22" w:tgtFrame="_blank" w:history="1">
+        <w:r>
+          <w:rPr>
+            <w:rStyle w:val="Hyperlink"/>
+          </w:rPr>
+          <w:t>Get rights and content</w:t>
+        </w:r>
+      </w:hyperlink>
+    </w:p>
+    <w:p>
+      <w:r>
+        <w:t>Under a Creative Commons </w:t>
+      </w:r>
+      <w:hyperlink r:id="rId23" w:tgtFrame="_blank" w:history="1">
+        <w:r>
+          <w:rPr>
+            <w:rStyle w:val="Hyperlink"/>
+          </w:rPr>
+          <w:t>license</w:t>
+        </w:r>
+      </w:hyperlink>
+    </w:p>
+    <w:p>
+      <w:pPr>
+        <w:rPr>
+          <w:i/>
+          <w:iCs/>
+        </w:rPr>
+      </w:pPr>
+      <w:r>
+        <w:rPr>
+          <w:i/>
+          <w:iCs/>
+        </w:rPr>
+        <w:t>Open access</w:t>
+      </w:r>
+    </w:p>
+    <w:p/>
+    <w:p/>
+    <w:p>
+      <w:pPr>
+        <w:rPr>
+          <w:b/>
+          <w:bCs/>
+        </w:rPr>
+      </w:pPr>
+      <w:r>
+        <w:rPr>
+          <w:b/>
+          <w:bCs/>
+        </w:rPr>
+        <w:t>A review on energy management systems in battery electric vehicles</w:t>
+      </w:r>
+    </w:p>
+    <w:p>
+      <w:proofErr w:type="spellStart"/>
+      <w:r>
+        <w:t>Src</w:t>
+      </w:r>
+      <w:proofErr w:type="spellEnd"/>
+      <w:r>
+        <w:t>:</w:t>
+      </w:r>
+    </w:p>
+    <w:p>
+      <w:hyperlink r:id="rId24" w:history="1">
+        <w:r>
+          <w:rPr>
+            <w:rStyle w:val="Hyperlink"/>
+          </w:rPr>
+          <w:t>https://www.researchgate.net/publication/400355371_A_review_on_energy_management_systems_in_battery_electric_vehicles</w:t>
+        </w:r>
+      </w:hyperlink>
+    </w:p>
+    <w:p/>
+    <w:p/>
+    <w:p>
+      <w:pPr>
+        <w:rPr>
+          <w:b/>
+          <w:bCs/>
+        </w:rPr>
+      </w:pPr>
+      <w:r>
+        <w:rPr>
+          <w:b/>
+          <w:bCs/>
+        </w:rPr>
+        <w:t>Microscopic Traffic Simulation using SUMO</w:t>
+      </w:r>
+    </w:p>
+    <w:p>
+      <w:proofErr w:type="spellStart"/>
+      <w:r>
+        <w:t>Src</w:t>
+      </w:r>
+      <w:proofErr w:type="spellEnd"/>
+      <w:r>
+        <w:t>:</w:t>
+      </w:r>
+      <w:r>
+        <w:t xml:space="preserve"> </w:t>
+      </w:r>
+      <w:hyperlink r:id="rId25" w:history="1">
+        <w:r>
+          <w:rPr>
+            <w:rStyle w:val="Hyperlink"/>
+          </w:rPr>
+          <w:t>https://elib.dlr.de/127994/1/08569938.pdf</w:t>
+        </w:r>
+      </w:hyperlink>
+    </w:p>
+    <w:p>
+      <w:r>
+        <w:t>Or,</w:t>
+      </w:r>
+      <w:r>
+        <w:t xml:space="preserve"> </w:t>
+      </w:r>
+      <w:hyperlink r:id="rId26" w:history="1">
+        <w:r>
+          <w:rPr>
+            <w:rStyle w:val="Hyperlink"/>
+          </w:rPr>
+          <w:t>https://www.researchgate.net/publication/329587763_Microscopic_Traffic_Simulation_using_SUMO</w:t>
+        </w:r>
+      </w:hyperlink>
+    </w:p>
+    <w:p>
+      <w:r>
+        <w:t>November 2018</w:t>
+      </w:r>
+    </w:p>
+    <w:p>
+      <w:r>
+        <w:t>DOI: </w:t>
+      </w:r>
+      <w:hyperlink r:id="rId27" w:tgtFrame="_blank" w:history="1">
+        <w:r>
+          <w:rPr>
+            <w:rStyle w:val="Hyperlink"/>
+          </w:rPr>
+          <w:t>10.1109/ITSC.2018.8569938</w:t>
+        </w:r>
+      </w:hyperlink>
+    </w:p>
+    <w:p>
+      <w:hyperlink r:id="rId28" w:history="1">
+        <w:r>
+          <w:rPr>
+            <w:rStyle w:val="Hyperlink"/>
+          </w:rPr>
+          <w:br/>
+        </w:r>
+      </w:hyperlink>
+    </w:p>
+    <w:p/>
+    <w:p/>
+    <w:p/>
+    <w:p/>
+    <w:p/>
+    <w:p/>
+    <w:p/>
+    <w:p/>
+    <w:p/>
+    <w:p/>
+    <w:p/>
     <w:p/>
     <w:p/>
     <w:p/>

--- a/Implementation/New2 ( with charging staton )/Updated Road Network/MOD25 - CS Recommendation/Backup/Paper Work/Refs.docx
+++ b/Implementation/New2 ( with charging staton )/Updated Road Network/MOD25 - CS Recommendation/Backup/Paper Work/Refs.docx
@@ -29,36 +29,20 @@
         <w:rPr>
           <w:lang w:val="en"/>
         </w:rPr>
-        <w:t xml:space="preserve">30 Sept </w:t>
-      </w:r>
-      <w:proofErr w:type="gramStart"/>
-      <w:r>
-        <w:rPr>
-          <w:lang w:val="en"/>
-        </w:rPr>
-        <w:t>2022 .</w:t>
-      </w:r>
-      <w:proofErr w:type="gramEnd"/>
-    </w:p>
-    <w:p>
-      <w:pPr>
-        <w:rPr>
-          <w:lang w:val="en"/>
-        </w:rPr>
-      </w:pPr>
-      <w:proofErr w:type="spellStart"/>
-      <w:r>
-        <w:rPr>
-          <w:lang w:val="en"/>
-        </w:rPr>
-        <w:t>Src</w:t>
-      </w:r>
-      <w:proofErr w:type="spellEnd"/>
-      <w:r>
-        <w:rPr>
-          <w:lang w:val="en"/>
-        </w:rPr>
-        <w:t xml:space="preserve"> : </w:t>
+        <w:t>30 Sept 2022 .</w:t>
+      </w:r>
+    </w:p>
+    <w:p>
+      <w:pPr>
+        <w:rPr>
+          <w:lang w:val="en"/>
+        </w:rPr>
+      </w:pPr>
+      <w:r>
+        <w:rPr>
+          <w:lang w:val="en"/>
+        </w:rPr>
+        <w:t xml:space="preserve">Src : </w:t>
       </w:r>
       <w:hyperlink r:id="rId4" w:anchor=":~:text=Mohammad%20Rafiqul%20Islam%2C%20professor%20of,the%20power%20shortage%20will%20reduce.%22" w:history="1">
         <w:r>
@@ -110,23 +94,13 @@
         </w:rPr>
         <w:t xml:space="preserve"># According to Khulna's traffic department, there are </w:t>
       </w:r>
-      <w:proofErr w:type="gramStart"/>
-      <w:r>
-        <w:rPr>
-          <w:b/>
-          <w:bCs/>
-          <w:lang w:val="en"/>
-        </w:rPr>
-        <w:t>over  30,000</w:t>
-      </w:r>
-      <w:proofErr w:type="gramEnd"/>
-      <w:r>
-        <w:rPr>
-          <w:b/>
-          <w:bCs/>
-          <w:lang w:val="en"/>
-        </w:rPr>
-        <w:t xml:space="preserve"> battery driven  easy bikes</w:t>
+      <w:r>
+        <w:rPr>
+          <w:b/>
+          <w:bCs/>
+          <w:lang w:val="en"/>
+        </w:rPr>
+        <w:t>over  30,000 battery driven  easy bikes</w:t>
       </w:r>
       <w:r>
         <w:rPr>
@@ -165,76 +139,40 @@
         <w:rPr>
           <w:lang w:val="en"/>
         </w:rPr>
-        <w:t xml:space="preserve"># 1 kilowatt of electricity is required to charge a </w:t>
-      </w:r>
-      <w:proofErr w:type="gramStart"/>
-      <w:r>
-        <w:rPr>
-          <w:lang w:val="en"/>
-        </w:rPr>
-        <w:t>1,000 ampere</w:t>
-      </w:r>
-      <w:proofErr w:type="gramEnd"/>
-      <w:r>
-        <w:rPr>
-          <w:lang w:val="en"/>
-        </w:rPr>
-        <w:t xml:space="preserve"> battery for one hour.</w:t>
-      </w:r>
-    </w:p>
-    <w:p>
-      <w:pPr>
-        <w:rPr>
-          <w:lang w:val="en"/>
-        </w:rPr>
-      </w:pPr>
-      <w:r>
-        <w:rPr>
-          <w:lang w:val="en"/>
-        </w:rPr>
-        <w:t xml:space="preserve"># So, 10 kilowatts of electricity is needed to charge an easy bike for 10 </w:t>
-      </w:r>
-      <w:proofErr w:type="gramStart"/>
-      <w:r>
-        <w:rPr>
-          <w:lang w:val="en"/>
-        </w:rPr>
-        <w:t>hours .</w:t>
-      </w:r>
-      <w:proofErr w:type="gramEnd"/>
-    </w:p>
-    <w:p>
-      <w:pPr>
-        <w:rPr>
-          <w:lang w:val="en"/>
-        </w:rPr>
-      </w:pPr>
-    </w:p>
-    <w:p>
-      <w:pPr>
-        <w:rPr>
-          <w:lang w:val="en"/>
-        </w:rPr>
-      </w:pPr>
-      <w:r>
-        <w:rPr>
-          <w:lang w:val="en"/>
-        </w:rPr>
-        <w:t xml:space="preserve"># </w:t>
-      </w:r>
-      <w:proofErr w:type="spellStart"/>
-      <w:r>
-        <w:rPr>
-          <w:lang w:val="en"/>
-        </w:rPr>
-        <w:t>Rabiul</w:t>
-      </w:r>
-      <w:proofErr w:type="spellEnd"/>
-      <w:r>
-        <w:rPr>
-          <w:lang w:val="en"/>
-        </w:rPr>
-        <w:t xml:space="preserve"> Alam, license officer of Khulna City Corporation (KCC), said KCC issued license for </w:t>
+        <w:t># 1 kilowatt of electricity is required to charge a 1,000 ampere battery for one hour.</w:t>
+      </w:r>
+    </w:p>
+    <w:p>
+      <w:pPr>
+        <w:rPr>
+          <w:lang w:val="en"/>
+        </w:rPr>
+      </w:pPr>
+      <w:r>
+        <w:rPr>
+          <w:lang w:val="en"/>
+        </w:rPr>
+        <w:t># So, 10 kilowatts of electricity is needed to charge an easy bike for 10 hours .</w:t>
+      </w:r>
+    </w:p>
+    <w:p>
+      <w:pPr>
+        <w:rPr>
+          <w:lang w:val="en"/>
+        </w:rPr>
+      </w:pPr>
+    </w:p>
+    <w:p>
+      <w:pPr>
+        <w:rPr>
+          <w:lang w:val="en"/>
+        </w:rPr>
+      </w:pPr>
+      <w:r>
+        <w:rPr>
+          <w:lang w:val="en"/>
+        </w:rPr>
+        <w:t xml:space="preserve"># Rabiul Alam, license officer of Khulna City Corporation (KCC), said KCC issued license for </w:t>
       </w:r>
       <w:r>
         <w:rPr>
@@ -275,35 +213,7 @@
         <w:rPr>
           <w:lang w:val="en"/>
         </w:rPr>
-        <w:t xml:space="preserve"># </w:t>
-      </w:r>
-      <w:proofErr w:type="spellStart"/>
-      <w:r>
-        <w:rPr>
-          <w:lang w:val="en"/>
-        </w:rPr>
-        <w:t>Azharul</w:t>
-      </w:r>
-      <w:proofErr w:type="spellEnd"/>
-      <w:r>
-        <w:rPr>
-          <w:lang w:val="en"/>
-        </w:rPr>
-        <w:t xml:space="preserve"> Islam, managing director of WZPDC, </w:t>
-      </w:r>
-      <w:proofErr w:type="gramStart"/>
-      <w:r>
-        <w:rPr>
-          <w:lang w:val="en"/>
-        </w:rPr>
-        <w:t>said  they</w:t>
-      </w:r>
-      <w:proofErr w:type="gramEnd"/>
-      <w:r>
-        <w:rPr>
-          <w:lang w:val="en"/>
-        </w:rPr>
-        <w:t xml:space="preserve"> conduct drives against those who are doing commercial business with the permission of residential connection to charge battery-run vehicles.</w:t>
+        <w:t># Azharul Islam, managing director of WZPDC, said  they conduct drives against those who are doing commercial business with the permission of residential connection to charge battery-run vehicles.</w:t>
       </w:r>
     </w:p>
     <w:p>
@@ -355,6 +265,7 @@
       </w:pPr>
       <w:r>
         <w:rPr>
+          <w:noProof/>
           <w:lang w:val="en"/>
         </w:rPr>
         <w:lastRenderedPageBreak/>
@@ -452,6 +363,7 @@
       </w:pPr>
       <w:r>
         <w:rPr>
+          <w:noProof/>
           <w:lang w:val="en"/>
         </w:rPr>
         <w:lastRenderedPageBreak/>
@@ -562,6 +474,7 @@
       </w:pPr>
       <w:r>
         <w:rPr>
+          <w:noProof/>
           <w:lang w:val="en"/>
         </w:rPr>
         <w:lastRenderedPageBreak/>
@@ -621,19 +534,11 @@
           <w:lang w:val="en"/>
         </w:rPr>
       </w:pPr>
-      <w:proofErr w:type="spellStart"/>
-      <w:r>
-        <w:rPr>
-          <w:lang w:val="en"/>
-        </w:rPr>
-        <w:t>Src</w:t>
-      </w:r>
-      <w:proofErr w:type="spellEnd"/>
-      <w:r>
-        <w:rPr>
-          <w:lang w:val="en"/>
-        </w:rPr>
-        <w:t>:</w:t>
+      <w:r>
+        <w:rPr>
+          <w:lang w:val="en"/>
+        </w:rPr>
+        <w:t>Src:</w:t>
       </w:r>
     </w:p>
     <w:p>
@@ -660,6 +565,7 @@
       </w:pPr>
       <w:r>
         <w:rPr>
+          <w:noProof/>
           <w:lang w:val="en"/>
         </w:rPr>
         <w:drawing>
@@ -727,7 +633,6 @@
           <w:lang w:val="en"/>
         </w:rPr>
       </w:pPr>
-      <w:proofErr w:type="gramStart"/>
       <w:r>
         <w:rPr>
           <w:b/>
@@ -735,16 +640,7 @@
           <w:lang w:val="en"/>
         </w:rPr>
         <w:lastRenderedPageBreak/>
-        <w:t>Elsevier :</w:t>
-      </w:r>
-      <w:proofErr w:type="gramEnd"/>
-      <w:r>
-        <w:rPr>
-          <w:b/>
-          <w:bCs/>
-          <w:lang w:val="en"/>
-        </w:rPr>
-        <w:t xml:space="preserve"> </w:t>
+        <w:t xml:space="preserve">Elsevier : </w:t>
       </w:r>
     </w:p>
     <w:p>
@@ -770,27 +666,11 @@
           <w:lang w:val="en"/>
         </w:rPr>
       </w:pPr>
-      <w:proofErr w:type="spellStart"/>
-      <w:proofErr w:type="gramStart"/>
-      <w:r>
-        <w:rPr>
-          <w:lang w:val="en"/>
-        </w:rPr>
-        <w:t>Src</w:t>
-      </w:r>
-      <w:proofErr w:type="spellEnd"/>
-      <w:r>
-        <w:rPr>
-          <w:lang w:val="en"/>
-        </w:rPr>
-        <w:t xml:space="preserve"> :</w:t>
-      </w:r>
-      <w:proofErr w:type="gramEnd"/>
-      <w:r>
-        <w:rPr>
-          <w:lang w:val="en"/>
-        </w:rPr>
-        <w:t xml:space="preserve"> </w:t>
+      <w:r>
+        <w:rPr>
+          <w:lang w:val="en"/>
+        </w:rPr>
+        <w:t xml:space="preserve">Src : </w:t>
       </w:r>
       <w:hyperlink r:id="rId11" w:history="1">
         <w:r>
@@ -819,106 +699,76 @@
         <w:rPr>
           <w:lang w:val="en"/>
         </w:rPr>
-        <w:t xml:space="preserve"># </w:t>
-      </w:r>
-      <w:proofErr w:type="gramStart"/>
-      <w:r>
-        <w:rPr>
-          <w:lang w:val="en"/>
-        </w:rPr>
-        <w:t>approximately</w:t>
-      </w:r>
-      <w:proofErr w:type="gramEnd"/>
-      <w:r>
-        <w:rPr>
-          <w:lang w:val="en"/>
-        </w:rPr>
-        <w:t xml:space="preserve"> 4660 MWh of electricity is consumed by autorickshaws in Bangladesh per day</w:t>
-      </w:r>
-    </w:p>
-    <w:p>
-      <w:pPr>
-        <w:rPr>
-          <w:lang w:val="en"/>
-        </w:rPr>
-      </w:pPr>
-    </w:p>
-    <w:p>
-      <w:pPr>
-        <w:rPr>
-          <w:lang w:val="en"/>
-        </w:rPr>
-      </w:pPr>
-    </w:p>
-    <w:p>
-      <w:pPr>
-        <w:rPr>
-          <w:lang w:val="en"/>
-        </w:rPr>
-      </w:pPr>
-    </w:p>
-    <w:p>
-      <w:pPr>
-        <w:rPr>
-          <w:lang w:val="en"/>
-        </w:rPr>
-      </w:pPr>
-    </w:p>
-    <w:p>
-      <w:pPr>
-        <w:rPr>
-          <w:lang w:val="en"/>
-        </w:rPr>
-      </w:pPr>
-    </w:p>
-    <w:p>
-      <w:pPr>
-        <w:rPr>
-          <w:lang w:val="en"/>
-        </w:rPr>
-      </w:pPr>
-    </w:p>
-    <w:p>
-      <w:pPr>
-        <w:rPr>
-          <w:lang w:val="en"/>
-        </w:rPr>
-      </w:pPr>
-    </w:p>
-    <w:p>
-      <w:pPr>
-        <w:rPr>
-          <w:lang w:val="en"/>
-        </w:rPr>
-      </w:pPr>
-    </w:p>
-    <w:p>
-      <w:pPr>
-        <w:rPr>
-          <w:lang w:val="en"/>
-        </w:rPr>
-      </w:pPr>
-      <w:proofErr w:type="spellStart"/>
-      <w:proofErr w:type="gramStart"/>
-      <w:r>
-        <w:rPr>
-          <w:lang w:val="en"/>
-        </w:rPr>
-        <w:t>Src</w:t>
-      </w:r>
-      <w:proofErr w:type="spellEnd"/>
-      <w:r>
-        <w:rPr>
-          <w:lang w:val="en"/>
-        </w:rPr>
-        <w:t xml:space="preserve"> :</w:t>
-      </w:r>
-      <w:proofErr w:type="gramEnd"/>
-      <w:r>
-        <w:rPr>
-          <w:lang w:val="en"/>
-        </w:rPr>
-        <w:t xml:space="preserve"> </w:t>
+        <w:t># approximately 4660 MWh of electricity is consumed by autorickshaws in Bangladesh per day</w:t>
+      </w:r>
+    </w:p>
+    <w:p>
+      <w:pPr>
+        <w:rPr>
+          <w:lang w:val="en"/>
+        </w:rPr>
+      </w:pPr>
+    </w:p>
+    <w:p>
+      <w:pPr>
+        <w:rPr>
+          <w:lang w:val="en"/>
+        </w:rPr>
+      </w:pPr>
+    </w:p>
+    <w:p>
+      <w:pPr>
+        <w:rPr>
+          <w:lang w:val="en"/>
+        </w:rPr>
+      </w:pPr>
+    </w:p>
+    <w:p>
+      <w:pPr>
+        <w:rPr>
+          <w:lang w:val="en"/>
+        </w:rPr>
+      </w:pPr>
+    </w:p>
+    <w:p>
+      <w:pPr>
+        <w:rPr>
+          <w:lang w:val="en"/>
+        </w:rPr>
+      </w:pPr>
+    </w:p>
+    <w:p>
+      <w:pPr>
+        <w:rPr>
+          <w:lang w:val="en"/>
+        </w:rPr>
+      </w:pPr>
+    </w:p>
+    <w:p>
+      <w:pPr>
+        <w:rPr>
+          <w:lang w:val="en"/>
+        </w:rPr>
+      </w:pPr>
+    </w:p>
+    <w:p>
+      <w:pPr>
+        <w:rPr>
+          <w:lang w:val="en"/>
+        </w:rPr>
+      </w:pPr>
+    </w:p>
+    <w:p>
+      <w:pPr>
+        <w:rPr>
+          <w:lang w:val="en"/>
+        </w:rPr>
+      </w:pPr>
+      <w:r>
+        <w:rPr>
+          <w:lang w:val="en"/>
+        </w:rPr>
+        <w:t xml:space="preserve">Src : </w:t>
       </w:r>
       <w:hyperlink r:id="rId12" w:history="1">
         <w:r>
@@ -940,133 +790,7 @@
         <w:rPr>
           <w:lang w:val="en"/>
         </w:rPr>
-        <w:t xml:space="preserve">As of </w:t>
-      </w:r>
-      <w:proofErr w:type="gramStart"/>
-      <w:r>
-        <w:rPr>
-          <w:lang w:val="en"/>
-        </w:rPr>
-        <w:t>Thursday</w:t>
-      </w:r>
-      <w:proofErr w:type="gramEnd"/>
-      <w:r>
-        <w:rPr>
-          <w:lang w:val="en"/>
-        </w:rPr>
-        <w:t xml:space="preserve"> at 1pm, demand across WZPDCL's 21-district service area reached 659 megawatts, but supply fell short at 560 megawatts, resulting in a 99-megawatt deficit. Khulna alone faced a load shedding of 45 megawatts, with other affected districts including </w:t>
-      </w:r>
-      <w:proofErr w:type="spellStart"/>
-      <w:r>
-        <w:rPr>
-          <w:lang w:val="en"/>
-        </w:rPr>
-        <w:t>Barishal</w:t>
-      </w:r>
-      <w:proofErr w:type="spellEnd"/>
-      <w:r>
-        <w:rPr>
-          <w:lang w:val="en"/>
-        </w:rPr>
-        <w:t xml:space="preserve"> (11 MW), Gopalganj (5 MW), </w:t>
-      </w:r>
-      <w:proofErr w:type="spellStart"/>
-      <w:r>
-        <w:rPr>
-          <w:lang w:val="en"/>
-        </w:rPr>
-        <w:t>Narail</w:t>
-      </w:r>
-      <w:proofErr w:type="spellEnd"/>
-      <w:r>
-        <w:rPr>
-          <w:lang w:val="en"/>
-        </w:rPr>
-        <w:t xml:space="preserve"> (2 MW), </w:t>
-      </w:r>
-      <w:proofErr w:type="spellStart"/>
-      <w:r>
-        <w:rPr>
-          <w:lang w:val="en"/>
-        </w:rPr>
-        <w:t>Magura</w:t>
-      </w:r>
-      <w:proofErr w:type="spellEnd"/>
-      <w:r>
-        <w:rPr>
-          <w:lang w:val="en"/>
-        </w:rPr>
-        <w:t xml:space="preserve"> (3 MW), </w:t>
-      </w:r>
-      <w:proofErr w:type="spellStart"/>
-      <w:r>
-        <w:rPr>
-          <w:lang w:val="en"/>
-        </w:rPr>
-        <w:t>Satkhira</w:t>
-      </w:r>
-      <w:proofErr w:type="spellEnd"/>
-      <w:r>
-        <w:rPr>
-          <w:lang w:val="en"/>
-        </w:rPr>
-        <w:t xml:space="preserve"> (2 MW), </w:t>
-      </w:r>
-      <w:proofErr w:type="spellStart"/>
-      <w:r>
-        <w:rPr>
-          <w:lang w:val="en"/>
-        </w:rPr>
-        <w:t>Kushtia</w:t>
-      </w:r>
-      <w:proofErr w:type="spellEnd"/>
-      <w:r>
-        <w:rPr>
-          <w:lang w:val="en"/>
-        </w:rPr>
-        <w:t xml:space="preserve"> (6 MW), </w:t>
-      </w:r>
-      <w:proofErr w:type="spellStart"/>
-      <w:r>
-        <w:rPr>
-          <w:lang w:val="en"/>
-        </w:rPr>
-        <w:t>Chuadanga</w:t>
-      </w:r>
-      <w:proofErr w:type="spellEnd"/>
-      <w:r>
-        <w:rPr>
-          <w:lang w:val="en"/>
-        </w:rPr>
-        <w:t xml:space="preserve"> (5 MW), Faridpur (6 MW), Rajbari (4 MW), Madaripur (4 MW), </w:t>
-      </w:r>
-      <w:proofErr w:type="spellStart"/>
-      <w:r>
-        <w:rPr>
-          <w:lang w:val="en"/>
-        </w:rPr>
-        <w:t>Shariatpur</w:t>
-      </w:r>
-      <w:proofErr w:type="spellEnd"/>
-      <w:r>
-        <w:rPr>
-          <w:lang w:val="en"/>
-        </w:rPr>
-        <w:t xml:space="preserve"> (2 MW), and </w:t>
-      </w:r>
-      <w:proofErr w:type="spellStart"/>
-      <w:r>
-        <w:rPr>
-          <w:lang w:val="en"/>
-        </w:rPr>
-        <w:t>Jhalokathi</w:t>
-      </w:r>
-      <w:proofErr w:type="spellEnd"/>
-      <w:r>
-        <w:rPr>
-          <w:lang w:val="en"/>
-        </w:rPr>
-        <w:t xml:space="preserve"> (4 MW). By nightfall, demand rose to approximately 700 megawatts across the 21 districts, with load shedding surpassing 100 megawatts.</w:t>
+        <w:t>As of Thursday at 1pm, demand across WZPDCL's 21-district service area reached 659 megawatts, but supply fell short at 560 megawatts, resulting in a 99-megawatt deficit. Khulna alone faced a load shedding of 45 megawatts, with other affected districts including Barishal (11 MW), Gopalganj (5 MW), Narail (2 MW), Magura (3 MW), Satkhira (2 MW), Kushtia (6 MW), Chuadanga (5 MW), Faridpur (6 MW), Rajbari (4 MW), Madaripur (4 MW), Shariatpur (2 MW), and Jhalokathi (4 MW). By nightfall, demand rose to approximately 700 megawatts across the 21 districts, with load shedding surpassing 100 megawatts.</w:t>
       </w:r>
     </w:p>
     <w:p>
@@ -1143,83 +867,41 @@
           <w:lang w:val="en"/>
         </w:rPr>
       </w:pPr>
-      <w:proofErr w:type="gramStart"/>
-      <w:r>
-        <w:rPr>
-          <w:lang w:val="en"/>
-        </w:rPr>
-        <w:t>Update :</w:t>
-      </w:r>
-      <w:proofErr w:type="gramEnd"/>
-      <w:r>
-        <w:rPr>
-          <w:lang w:val="en"/>
-        </w:rPr>
-        <w:t xml:space="preserve"> 14 Sep 2025, 21:28</w:t>
-      </w:r>
-    </w:p>
-    <w:p>
-      <w:pPr>
-        <w:rPr>
-          <w:lang w:val="en"/>
-        </w:rPr>
-      </w:pPr>
-    </w:p>
-    <w:p>
-      <w:pPr>
-        <w:rPr>
-          <w:lang w:val="en"/>
-        </w:rPr>
-      </w:pPr>
-      <w:proofErr w:type="spellStart"/>
-      <w:proofErr w:type="gramStart"/>
-      <w:r>
-        <w:rPr>
-          <w:lang w:val="en"/>
-        </w:rPr>
-        <w:t>Src</w:t>
-      </w:r>
-      <w:proofErr w:type="spellEnd"/>
-      <w:r>
-        <w:rPr>
-          <w:lang w:val="en"/>
-        </w:rPr>
-        <w:t xml:space="preserve"> :</w:t>
-      </w:r>
-      <w:proofErr w:type="gramEnd"/>
-      <w:r>
-        <w:rPr>
-          <w:lang w:val="en"/>
-        </w:rPr>
-        <w:fldChar w:fldCharType="begin"/>
-      </w:r>
-      <w:r>
-        <w:rPr>
-          <w:lang w:val="en"/>
-        </w:rPr>
-        <w:instrText>HYPERLINK "https://www.bssnews.net/others/311737"</w:instrText>
-      </w:r>
-      <w:r>
-        <w:rPr>
-          <w:lang w:val="en"/>
-        </w:rPr>
-      </w:r>
-      <w:r>
-        <w:rPr>
-          <w:lang w:val="en"/>
-        </w:rPr>
-        <w:fldChar w:fldCharType="separate"/>
-      </w:r>
-      <w:r>
-        <w:rPr>
-          <w:rStyle w:val="Hyperlink"/>
-          <w:lang w:val="en"/>
-        </w:rPr>
-        <w:t>https://www.bssnews.net/others/311737</w:t>
-      </w:r>
-      <w:r>
-        <w:fldChar w:fldCharType="end"/>
-      </w:r>
+      <w:r>
+        <w:rPr>
+          <w:lang w:val="en"/>
+        </w:rPr>
+        <w:t>Update : 14 Sep 2025, 21:28</w:t>
+      </w:r>
+    </w:p>
+    <w:p>
+      <w:pPr>
+        <w:rPr>
+          <w:lang w:val="en"/>
+        </w:rPr>
+      </w:pPr>
+    </w:p>
+    <w:p>
+      <w:pPr>
+        <w:rPr>
+          <w:lang w:val="en"/>
+        </w:rPr>
+      </w:pPr>
+      <w:r>
+        <w:rPr>
+          <w:lang w:val="en"/>
+        </w:rPr>
+        <w:t>Src :</w:t>
+      </w:r>
+      <w:hyperlink r:id="rId13" w:history="1">
+        <w:r>
+          <w:rPr>
+            <w:rStyle w:val="Hyperlink"/>
+            <w:lang w:val="en"/>
+          </w:rPr>
+          <w:t>https://www.bssnews.net/others/311737</w:t>
+        </w:r>
+      </w:hyperlink>
     </w:p>
     <w:p>
       <w:pPr>
@@ -1290,82 +972,30 @@
           <w:bCs/>
           <w:lang w:val="en"/>
         </w:rPr>
-        <w:t xml:space="preserve">EVALUATING THE SOCIO-ECONOMIC AND ENVIRONMENTAL IMPACT OF </w:t>
-      </w:r>
-      <w:proofErr w:type="gramStart"/>
-      <w:r>
-        <w:rPr>
-          <w:b/>
-          <w:bCs/>
-          <w:lang w:val="en"/>
-        </w:rPr>
-        <w:t>BATTERY OPERATED</w:t>
-      </w:r>
-      <w:proofErr w:type="gramEnd"/>
-      <w:r>
-        <w:rPr>
-          <w:b/>
-          <w:bCs/>
-          <w:lang w:val="en"/>
-        </w:rPr>
-        <w:t xml:space="preserve"> AUTO RICKSHAW IN KHULNA CITY</w:t>
-      </w:r>
-    </w:p>
-    <w:p>
-      <w:pPr>
-        <w:rPr>
-          <w:lang w:val="en"/>
-        </w:rPr>
-      </w:pPr>
-      <w:proofErr w:type="spellStart"/>
-      <w:proofErr w:type="gramStart"/>
-      <w:r>
-        <w:rPr>
-          <w:lang w:val="en"/>
-        </w:rPr>
-        <w:t>Src</w:t>
-      </w:r>
-      <w:proofErr w:type="spellEnd"/>
-      <w:r>
-        <w:rPr>
-          <w:lang w:val="en"/>
-        </w:rPr>
-        <w:t xml:space="preserve"> :</w:t>
-      </w:r>
-      <w:proofErr w:type="gramEnd"/>
-      <w:r>
-        <w:rPr>
-          <w:lang w:val="en"/>
-        </w:rPr>
-        <w:fldChar w:fldCharType="begin"/>
-      </w:r>
-      <w:r>
-        <w:rPr>
-          <w:lang w:val="en"/>
-        </w:rPr>
-        <w:instrText>HYPERLINK "https://iccesd.kuet.ac.bd/2018/Papers/r_p4650.pdf"</w:instrText>
-      </w:r>
-      <w:r>
-        <w:rPr>
-          <w:lang w:val="en"/>
-        </w:rPr>
-      </w:r>
-      <w:r>
-        <w:rPr>
-          <w:lang w:val="en"/>
-        </w:rPr>
-        <w:fldChar w:fldCharType="separate"/>
-      </w:r>
-      <w:r>
-        <w:rPr>
-          <w:rStyle w:val="Hyperlink"/>
-          <w:lang w:val="en"/>
-        </w:rPr>
-        <w:t>https://iccesd.kuet.ac.bd/2018/Papers/r_p4650.pdf</w:t>
-      </w:r>
-      <w:r>
-        <w:fldChar w:fldCharType="end"/>
-      </w:r>
+        <w:t>EVALUATING THE SOCIO-ECONOMIC AND ENVIRONMENTAL IMPACT OF BATTERY OPERATED AUTO RICKSHAW IN KHULNA CITY</w:t>
+      </w:r>
+    </w:p>
+    <w:p>
+      <w:pPr>
+        <w:rPr>
+          <w:lang w:val="en"/>
+        </w:rPr>
+      </w:pPr>
+      <w:r>
+        <w:rPr>
+          <w:lang w:val="en"/>
+        </w:rPr>
+        <w:t>Src :</w:t>
+      </w:r>
+      <w:hyperlink r:id="rId14" w:history="1">
+        <w:r>
+          <w:rPr>
+            <w:rStyle w:val="Hyperlink"/>
+            <w:lang w:val="en"/>
+          </w:rPr>
+          <w:t>https://iccesd.kuet.ac.bd/2018/Papers/r_p4650.pdf</w:t>
+        </w:r>
+      </w:hyperlink>
     </w:p>
     <w:p>
       <w:pPr>
@@ -1417,20 +1047,13 @@
       </w:r>
     </w:p>
     <w:p>
-      <w:proofErr w:type="spellStart"/>
-      <w:proofErr w:type="gramStart"/>
-      <w:r>
-        <w:t>Src</w:t>
-      </w:r>
-      <w:proofErr w:type="spellEnd"/>
-      <w:r>
-        <w:t xml:space="preserve"> :</w:t>
-      </w:r>
-      <w:proofErr w:type="gramEnd"/>
+      <w:r>
+        <w:t>Src :</w:t>
+      </w:r>
       <w:r>
         <w:t xml:space="preserve"> </w:t>
       </w:r>
-      <w:hyperlink r:id="rId13" w:history="1">
+      <w:hyperlink r:id="rId15" w:history="1">
         <w:r>
           <w:rPr>
             <w:rStyle w:val="Hyperlink"/>
@@ -1456,18 +1079,13 @@
       </w:r>
     </w:p>
     <w:p>
-      <w:proofErr w:type="spellStart"/>
-      <w:r>
-        <w:t>Src</w:t>
-      </w:r>
-      <w:proofErr w:type="spellEnd"/>
-      <w:r>
-        <w:t>:</w:t>
+      <w:r>
+        <w:t>Src:</w:t>
       </w:r>
       <w:r>
         <w:t xml:space="preserve"> </w:t>
       </w:r>
-      <w:hyperlink r:id="rId14" w:history="1">
+      <w:hyperlink r:id="rId16" w:history="1">
         <w:r>
           <w:rPr>
             <w:rStyle w:val="Hyperlink"/>
@@ -1493,18 +1111,13 @@
       </w:r>
     </w:p>
     <w:p>
-      <w:proofErr w:type="spellStart"/>
-      <w:r>
-        <w:t>Src</w:t>
-      </w:r>
-      <w:proofErr w:type="spellEnd"/>
-      <w:r>
-        <w:t>:</w:t>
+      <w:r>
+        <w:t>Src:</w:t>
       </w:r>
       <w:r>
         <w:t xml:space="preserve"> </w:t>
       </w:r>
-      <w:hyperlink r:id="rId15" w:history="1">
+      <w:hyperlink r:id="rId17" w:history="1">
         <w:r>
           <w:rPr>
             <w:rStyle w:val="Hyperlink"/>
@@ -1526,36 +1139,17 @@
           <w:b/>
           <w:bCs/>
         </w:rPr>
-        <w:t>Dynamic Load Balancing for EV Charging Stations</w:t>
-      </w:r>
-      <w:r>
-        <w:rPr>
-          <w:b/>
-          <w:bCs/>
-        </w:rPr>
+        <w:t>Dynamic Load Balancing for EV Charging Stations Using Reinforcement Learning and Demand Prediction</w:t>
+      </w:r>
+    </w:p>
+    <w:p>
+      <w:r>
+        <w:t>Src:</w:t>
+      </w:r>
+      <w:r>
         <w:t xml:space="preserve"> </w:t>
       </w:r>
-      <w:r>
-        <w:rPr>
-          <w:b/>
-          <w:bCs/>
-        </w:rPr>
-        <w:t>Using Reinforcement Learning and Demand Prediction</w:t>
-      </w:r>
-    </w:p>
-    <w:p>
-      <w:proofErr w:type="spellStart"/>
-      <w:r>
-        <w:t>Src</w:t>
-      </w:r>
-      <w:proofErr w:type="spellEnd"/>
-      <w:r>
-        <w:t>:</w:t>
-      </w:r>
-      <w:r>
-        <w:t xml:space="preserve"> </w:t>
-      </w:r>
-      <w:hyperlink r:id="rId16" w:history="1">
+      <w:hyperlink r:id="rId18" w:history="1">
         <w:r>
           <w:rPr>
             <w:rStyle w:val="Hyperlink"/>
@@ -1581,18 +1175,13 @@
       </w:r>
     </w:p>
     <w:p>
-      <w:proofErr w:type="spellStart"/>
-      <w:r>
-        <w:t>Src</w:t>
-      </w:r>
-      <w:proofErr w:type="spellEnd"/>
-      <w:r>
-        <w:t>:</w:t>
+      <w:r>
+        <w:t>Src:</w:t>
       </w:r>
       <w:r>
         <w:t xml:space="preserve"> </w:t>
       </w:r>
-      <w:hyperlink r:id="rId17" w:history="1">
+      <w:hyperlink r:id="rId19" w:history="1">
         <w:r>
           <w:rPr>
             <w:rStyle w:val="Hyperlink"/>
@@ -1615,98 +1204,6 @@
           <w:b/>
           <w:bCs/>
         </w:rPr>
-        <w:t>An Artificial Intelligence Framework for Dynamic Selection and Resource Allocation for EVs in Vehicular Networks</w:t>
-      </w:r>
-    </w:p>
-    <w:p>
-      <w:proofErr w:type="spellStart"/>
-      <w:r>
-        <w:t>Src</w:t>
-      </w:r>
-      <w:proofErr w:type="spellEnd"/>
-      <w:r>
-        <w:t>:</w:t>
-      </w:r>
-    </w:p>
-    <w:p>
-      <w:r>
-        <w:rPr>
-          <w:b/>
-          <w:bCs/>
-        </w:rPr>
-        <w:t>Published in: </w:t>
-      </w:r>
-      <w:hyperlink r:id="rId18" w:history="1">
-        <w:r>
-          <w:rPr>
-            <w:rStyle w:val="Hyperlink"/>
-          </w:rPr>
-          <w:t>NOMS 2024-2024 IEEE Network Operations and Management Symposium</w:t>
-        </w:r>
-      </w:hyperlink>
-    </w:p>
-    <w:p>
-      <w:r>
-        <w:rPr>
-          <w:b/>
-          <w:bCs/>
-        </w:rPr>
-        <w:t>Date of Conference: </w:t>
-      </w:r>
-      <w:r>
-        <w:t>06-10 May 2024</w:t>
-      </w:r>
-    </w:p>
-    <w:p>
-      <w:r>
-        <w:rPr>
-          <w:b/>
-          <w:bCs/>
-        </w:rPr>
-        <w:t>Date Added to IEEE </w:t>
-      </w:r>
-      <w:r>
-        <w:rPr>
-          <w:b/>
-          <w:bCs/>
-          <w:i/>
-          <w:iCs/>
-        </w:rPr>
-        <w:t>Xplore</w:t>
-      </w:r>
-      <w:r>
-        <w:rPr>
-          <w:b/>
-          <w:bCs/>
-        </w:rPr>
-        <w:t>: </w:t>
-      </w:r>
-      <w:r>
-        <w:t>02 July 2024</w:t>
-      </w:r>
-    </w:p>
-    <w:p>
-      <w:r>
-        <w:rPr>
-          <w:b/>
-          <w:bCs/>
-        </w:rPr>
-        <w:t>ISBN Information:</w:t>
-      </w:r>
-    </w:p>
-    <w:p>
-      <w:pPr>
-        <w:rPr>
-          <w:b/>
-          <w:bCs/>
-        </w:rPr>
-      </w:pPr>
-      <w:r>
-        <w:rPr>
-          <w:b/>
-          <w:bCs/>
-        </w:rPr>
-        <w:lastRenderedPageBreak/>
         <w:t>ISSN Information:</w:t>
       </w:r>
     </w:p>
@@ -1718,7 +1215,7 @@
         </w:rPr>
         <w:t>DOI: </w:t>
       </w:r>
-      <w:hyperlink r:id="rId19" w:tgtFrame="_blank" w:history="1">
+      <w:hyperlink r:id="rId20" w:tgtFrame="_blank" w:history="1">
         <w:r>
           <w:rPr>
             <w:rStyle w:val="Hyperlink"/>
@@ -1765,38 +1262,18 @@
           <w:b/>
           <w:bCs/>
         </w:rPr>
-        <w:t xml:space="preserve">Electric Vehicle charging station load forecasting with an integrated </w:t>
-      </w:r>
-      <w:proofErr w:type="spellStart"/>
-      <w:r>
-        <w:rPr>
-          <w:b/>
-          <w:bCs/>
-        </w:rPr>
-        <w:t>DeepBoost</w:t>
-      </w:r>
-      <w:proofErr w:type="spellEnd"/>
-      <w:r>
-        <w:rPr>
-          <w:b/>
-          <w:bCs/>
-        </w:rPr>
-        <w:t xml:space="preserve"> approach</w:t>
-      </w:r>
-    </w:p>
-    <w:p>
-      <w:proofErr w:type="spellStart"/>
-      <w:r>
-        <w:t>Src</w:t>
-      </w:r>
-      <w:proofErr w:type="spellEnd"/>
-      <w:r>
-        <w:t>:</w:t>
+        <w:lastRenderedPageBreak/>
+        <w:t>Electric Vehicle charging station load forecasting with an integrated DeepBoost approach</w:t>
+      </w:r>
+    </w:p>
+    <w:p>
+      <w:r>
+        <w:t>Src:</w:t>
       </w:r>
       <w:r>
         <w:t xml:space="preserve"> </w:t>
       </w:r>
-      <w:hyperlink r:id="rId20" w:history="1">
+      <w:hyperlink r:id="rId21" w:history="1">
         <w:r>
           <w:rPr>
             <w:rStyle w:val="Hyperlink"/>
@@ -1806,7 +1283,7 @@
       </w:hyperlink>
     </w:p>
     <w:p>
-      <w:hyperlink r:id="rId21" w:tgtFrame="_blank" w:tooltip="Persistent link using digital object identifier" w:history="1">
+      <w:hyperlink r:id="rId22" w:tgtFrame="_blank" w:tooltip="Persistent link using digital object identifier" w:history="1">
         <w:r>
           <w:rPr>
             <w:rStyle w:val="Hyperlink"/>
@@ -1814,7 +1291,7 @@
           <w:t>https://doi.org/10.1016/j.aej.2024.12.069</w:t>
         </w:r>
       </w:hyperlink>
-      <w:hyperlink r:id="rId22" w:tgtFrame="_blank" w:history="1">
+      <w:hyperlink r:id="rId23" w:tgtFrame="_blank" w:history="1">
         <w:r>
           <w:rPr>
             <w:rStyle w:val="Hyperlink"/>
@@ -1827,7 +1304,7 @@
       <w:r>
         <w:t>Under a Creative Commons </w:t>
       </w:r>
-      <w:hyperlink r:id="rId23" w:tgtFrame="_blank" w:history="1">
+      <w:hyperlink r:id="rId24" w:tgtFrame="_blank" w:history="1">
         <w:r>
           <w:rPr>
             <w:rStyle w:val="Hyperlink"/>
@@ -1869,17 +1346,12 @@
       </w:r>
     </w:p>
     <w:p>
-      <w:proofErr w:type="spellStart"/>
-      <w:r>
-        <w:t>Src</w:t>
-      </w:r>
-      <w:proofErr w:type="spellEnd"/>
-      <w:r>
-        <w:t>:</w:t>
-      </w:r>
-    </w:p>
-    <w:p>
-      <w:hyperlink r:id="rId24" w:history="1">
+      <w:r>
+        <w:t>Src:</w:t>
+      </w:r>
+    </w:p>
+    <w:p>
+      <w:hyperlink r:id="rId25" w:history="1">
         <w:r>
           <w:rPr>
             <w:rStyle w:val="Hyperlink"/>
@@ -1906,18 +1378,13 @@
       </w:r>
     </w:p>
     <w:p>
-      <w:proofErr w:type="spellStart"/>
-      <w:r>
-        <w:t>Src</w:t>
-      </w:r>
-      <w:proofErr w:type="spellEnd"/>
-      <w:r>
-        <w:t>:</w:t>
+      <w:r>
+        <w:t>Src:</w:t>
       </w:r>
       <w:r>
         <w:t xml:space="preserve"> </w:t>
       </w:r>
-      <w:hyperlink r:id="rId25" w:history="1">
+      <w:hyperlink r:id="rId26" w:history="1">
         <w:r>
           <w:rPr>
             <w:rStyle w:val="Hyperlink"/>
@@ -1933,7 +1400,7 @@
       <w:r>
         <w:t xml:space="preserve"> </w:t>
       </w:r>
-      <w:hyperlink r:id="rId26" w:history="1">
+      <w:hyperlink r:id="rId27" w:history="1">
         <w:r>
           <w:rPr>
             <w:rStyle w:val="Hyperlink"/>
@@ -1951,7 +1418,7 @@
       <w:r>
         <w:t>DOI: </w:t>
       </w:r>
-      <w:hyperlink r:id="rId27" w:tgtFrame="_blank" w:history="1">
+      <w:hyperlink r:id="rId28" w:tgtFrame="_blank" w:history="1">
         <w:r>
           <w:rPr>
             <w:rStyle w:val="Hyperlink"/>
@@ -1961,7 +1428,7 @@
       </w:hyperlink>
     </w:p>
     <w:p>
-      <w:hyperlink r:id="rId28" w:history="1">
+      <w:hyperlink r:id="rId29" w:history="1">
         <w:r>
           <w:rPr>
             <w:rStyle w:val="Hyperlink"/>
@@ -2597,6 +2064,7 @@
   <w:style w:type="character" w:default="1" w:styleId="DefaultParagraphFont">
     <w:name w:val="Default Paragraph Font"/>
     <w:uiPriority w:val="1"/>
+    <w:semiHidden/>
     <w:unhideWhenUsed/>
   </w:style>
   <w:style w:type="table" w:default="1" w:styleId="TableNormal">
